--- a/KHBD_Tin_học/Lớp_8/Tuần_12/KHBD_Tin_hoc_Lớp_8_Tiet12_Bai_6_Sap_xep_va_loc_du_lieu_Tiet_1.docx
+++ b/KHBD_Tin_học/Lớp_8/Tuần_12/KHBD_Tin_hoc_Lớp_8_Tiet12_Bai_6_Sap_xep_va_loc_du_lieu_Tiet_1.docx
@@ -359,34 +359,30 @@
     </w:p>
     <w:p>
       <w:pPr>
-        <w:spacing w:line="276" w:lineRule="auto" w:after="60" w:before="0"/>
-        <w:ind w:firstLine="0" w:left="850"/>
-        <w:jc w:val="both"/>
-      </w:pPr>
-      <w:r>
-        <w:rPr>
-          <w:rFonts w:ascii="Times New Roman" w:hAnsi="Times New Roman" w:eastAsia="Times New Roman"/>
-          <w:b w:val="0"/>
-          <w:i w:val="0"/>
-          <w:sz w:val="26"/>
-        </w:rPr>
-        <w:t>- Miền I. Khai thác dữ liệu và thông tin (thành tố 1.1. Duyệt, tìm kiếm và lọc dữ liệu, thông tin và nội dung số – Bậc 4): Khai thác thông tin số phục vụ bài học. (Đạt được thông qua Hoạt động 2)</w:t>
-      </w:r>
-    </w:p>
-    <w:p>
-      <w:pPr>
-        <w:spacing w:line="276" w:lineRule="auto" w:after="60" w:before="0"/>
-        <w:ind w:firstLine="0" w:left="850"/>
-        <w:jc w:val="both"/>
-      </w:pPr>
-      <w:r>
-        <w:rPr>
-          <w:rFonts w:ascii="Times New Roman" w:hAnsi="Times New Roman" w:eastAsia="Times New Roman"/>
-          <w:b w:val="0"/>
-          <w:i w:val="0"/>
-          <w:sz w:val="26"/>
-        </w:rPr>
-        <w:t>- Miền IV. An toàn (thành tố 4.1. Bảo vệ thiết bị và nội dung số – Bậc 4): Tuân thủ quy tắc an toàn thiết bị và bảo vệ dữ liệu. (Đạt được thông qua Hoạt động 3, Hoạt động 4)</w:t>
+        <w:spacing w:line="276" w:lineRule="auto" w:after="0" w:before="0"/>
+        <w:ind w:left="850" w:firstLine="0"/>
+        <w:jc w:val="both"/>
+      </w:pPr>
+      <w:r>
+        <w:rPr>
+          <w:rFonts w:ascii="Times New Roman" w:hAnsi="Times New Roman" w:cs="Times New Roman"/>
+          <w:sz w:val="26"/>
+        </w:rPr>
+        <w:t>- 1.3.CB4a: Sắp xếp được thông tin, dữ liệu, nội dung để dễ dàng lưu trữ và truy xuất. (Tổ chức, xử lý và quản lý dữ liệu hiệu quả trên phần mềm bảng tính). (Đạt được thông qua Hoạt động 2)</w:t>
+      </w:r>
+    </w:p>
+    <w:p>
+      <w:pPr>
+        <w:spacing w:line="276" w:lineRule="auto" w:after="0" w:before="0"/>
+        <w:ind w:left="850" w:firstLine="0"/>
+        <w:jc w:val="both"/>
+      </w:pPr>
+      <w:r>
+        <w:rPr>
+          <w:rFonts w:ascii="Times New Roman" w:hAnsi="Times New Roman" w:cs="Times New Roman"/>
+          <w:sz w:val="26"/>
+        </w:rPr>
+        <w:t>- 5.1.CB4a: Phân biệt được các vấn đề kỹ thuật khi vận hành thiết bị và sử dụng môi trường số. (Sử dụng công thức và tính toán tự động để giải quyết bài toán thực tế). (Đạt được thông qua Hoạt động 3, Hoạt động 4)</w:t>
       </w:r>
     </w:p>
     <w:p>
